--- a/ky/wisdom-stories/why-people-shout-when-they-argue.docx
+++ b/ky/wisdom-stories/why-people-shout-when-they-argue.docx
@@ -20,7 +20,7 @@
           <w:sz w:val="34"/>
           <w:lang w:val="ky-KG"/>
         </w:rPr>
-        <w:t>Эмне үчүн адамдар талашканда кыйкырышат</w:t>
+        <w:t>Эмне үчүн адамдар талашканда кыйкырышат?</w:t>
       </w:r>
       <w:bookmarkEnd w:id="10239"/>
     </w:p>
@@ -93,7 +93,7 @@
           <w:sz w:val="22"/>
           <w:lang w:val="ky-KG"/>
         </w:rPr>
-        <w:t>— Бирок талашып жаткан адамың жаныңда турса, кыйкыруунун эмне кереги бар? Аны менен жай сүйлөшүүгө болбойбу? Ачуулансаң эле эмнеге кыйкырышың керек? — деп мугалим суроосун тереңдетти.</w:t>
+        <w:t>— Бирок талашып жаткан адамың жаныңда. Эмнеге кыйкырасың? Ачуулансаң да, аны менен жай сүйлөшө албайсыңбы? — деп мугалим суроосун тереңдетти.</w:t>
       </w:r>
     </w:p>
     <w:p>
@@ -207,7 +207,7 @@
           <w:sz w:val="22"/>
           <w:lang w:val="ky-KG"/>
         </w:rPr>
-        <w:t xml:space="preserve">Сабак: </w:t>
+        <w:t>Сабак: Кыйкырык — жүрөктөрдүн бири-биринен алыстаганынын үнү. Сүйүүдө шыбыр жетиштүү — ортоңордогу аралыкты чоңойтпогула.</w:t>
       </w:r>
       <w:r>
         <w:rPr>
@@ -216,7 +216,6 @@
           <w:sz w:val="22"/>
           <w:lang w:val="ky-KG"/>
         </w:rPr>
-        <w:t>Ачуу сөз жүрөктөрдү алыстатат. Талашсаң да сыйды сактап, кайра жараша турган жолду жаппа.</w:t>
       </w:r>
     </w:p>
     <w:p>
@@ -236,7 +235,7 @@
           <w:sz w:val="18"/>
           <w:lang w:val="ky-KG"/>
         </w:rPr>
-        <w:t>Окуя ачык интернет булактарынан алынды.</w:t>
+        <w:t>Аңгемелер ачык интернет булактарынан алынган, иллюстрациялар болсо ЖИ менен түзүлгөн.</w:t>
       </w:r>
     </w:p>
     <w:sectPr>
